--- a/docs/Bao_Cao_Tong_Hop_Giua_Ky_DT005.docx
+++ b/docs/Bao_Cao_Tong_Hop_Giua_Ky_DT005.docx
@@ -194,15 +194,7 @@
         <w:jc w:val="left"/>
       </w:pPr>
       <w:r>
-        <w:rPr>
-          <w:rFonts w:ascii="Times New Roman" w:hAnsi="Times New Roman"/>
-          <w:b w:val="0"/>
-          <w:i w:val="0"/>
-          <w:color w:val="000000"/>
-          <w:sz w:val="26"/>
-          <w:rFonts w:ascii="Times New Roman" w:hAnsi="Times New Roman" w:cs="Times New Roman" w:eastAsia="Times New Roman"/>
-        </w:rPr>
-        <w:t>Nhóm nghiên cứu đã thực thi chuỗi đo lường thực nghiệm độc lập lặp lại 5 lần bằng hàm time.perf_counter của CPU trên tập dữ liệu doanh nghiệp thực tế realistic_dataset gồm 450 tệp tin với 15 định dạng và tổng dung lượng 3.0 MB. Dưới đây là kết quả chi tiết từng mô hình:</w:t>
+        <w:t>Nhóm nghiên cứu đã thực thi chuỗi đo lường thực nghiệm độc lập lặp lại 5 lần bằng hàm time.perf_counter của CPU trên tập dữ liệu doanh nghiệp thực tế realistic_dataset gồm 1.000 tệp tin với 15 định dạng và tổng dung lượng 3.0 MB. Dưới đây là kết quả chi tiết từng mô hình:</w:t>
       </w:r>
     </w:p>
     <w:p>
@@ -273,139 +265,34 @@
             <w:shd w:val="clear" w:color="auto" w:fill="F8FAFC"/>
           </w:tcPr>
           <w:p>
-            <w:pPr>
-              <w:spacing w:line="252" w:lineRule="auto" w:before="80" w:after="80"/>
-              <w:jc w:val="left"/>
-            </w:pPr>
             <w:r>
-              <w:rPr>
-                <w:rFonts w:ascii="Consolas" w:hAnsi="Consolas"/>
-                <w:b w:val="0"/>
-                <w:i w:val="0"/>
-                <w:color w:val="0F172A"/>
-                <w:sz w:val="19"/>
-                <w:rFonts w:ascii="Consolas" w:hAnsi="Consolas" w:cs="Consolas" w:eastAsia="Consolas"/>
-              </w:rPr>
-              <w:t>$ python -m src.baselines.sha256_manifest --dir realistic_dataset</w:t>
-            </w:r>
-          </w:p>
-          <w:p>
-            <w:pPr>
-              <w:spacing w:line="252" w:lineRule="auto" w:before="20" w:after="20"/>
-              <w:jc w:val="left"/>
-            </w:pPr>
-            <w:r>
-              <w:rPr>
-                <w:rFonts w:ascii="Consolas" w:hAnsi="Consolas"/>
-                <w:b w:val="0"/>
-                <w:i w:val="0"/>
-                <w:color w:val="0F172A"/>
-                <w:sz w:val="19"/>
-                <w:rFonts w:ascii="Consolas" w:hAnsi="Consolas" w:cs="Consolas" w:eastAsia="Consolas"/>
-              </w:rPr>
-              <w:t>[*] Scanning target directory: realistic_dataset - 450 files across 15 extensions</w:t>
-            </w:r>
-          </w:p>
-          <w:p>
-            <w:pPr>
-              <w:spacing w:line="252" w:lineRule="auto" w:before="20" w:after="20"/>
-              <w:jc w:val="left"/>
-            </w:pPr>
-            <w:r>
-              <w:rPr>
-                <w:rFonts w:ascii="Consolas" w:hAnsi="Consolas"/>
-                <w:b w:val="0"/>
-                <w:i w:val="0"/>
-                <w:color w:val="0F172A"/>
-                <w:sz w:val="19"/>
-                <w:rFonts w:ascii="Consolas" w:hAnsi="Consolas" w:cs="Consolas" w:eastAsia="Consolas"/>
-              </w:rPr>
-              <w:t>[*] Read buffer size: 65,536 Bytes - 64 KB Streaming chunks</w:t>
-            </w:r>
-          </w:p>
-          <w:p>
-            <w:pPr>
-              <w:spacing w:line="252" w:lineRule="auto" w:before="20" w:after="20"/>
-              <w:jc w:val="left"/>
-            </w:pPr>
-            <w:r>
-              <w:rPr>
-                <w:rFonts w:ascii="Consolas" w:hAnsi="Consolas"/>
-                <w:b w:val="0"/>
-                <w:i w:val="0"/>
-                <w:color w:val="0F172A"/>
-                <w:sz w:val="19"/>
-                <w:rFonts w:ascii="Consolas" w:hAnsi="Consolas" w:cs="Consolas" w:eastAsia="Consolas"/>
-              </w:rPr>
-              <w:t>[+] Verification / Build Time - Khoi tao: 0.0315 s - Mean: 31.53 ms, Std Dev: 4.77 ms</w:t>
-            </w:r>
-          </w:p>
-          <w:p>
-            <w:pPr>
-              <w:spacing w:line="252" w:lineRule="auto" w:before="20" w:after="20"/>
-              <w:jc w:val="left"/>
-            </w:pPr>
-            <w:r>
-              <w:rPr>
-                <w:rFonts w:ascii="Consolas" w:hAnsi="Consolas"/>
-                <w:b w:val="0"/>
-                <w:i w:val="0"/>
-                <w:color w:val="0F172A"/>
-                <w:sz w:val="19"/>
-                <w:rFonts w:ascii="Consolas" w:hAnsi="Consolas" w:cs="Consolas" w:eastAsia="Consolas"/>
-              </w:rPr>
-              <w:t>[+] Single File Update Cost - Cap nhat khi sua 1 file: 0.24 ms</w:t>
-            </w:r>
-          </w:p>
-          <w:p>
-            <w:pPr>
-              <w:spacing w:line="252" w:lineRule="auto" w:before="20" w:after="20"/>
-              <w:jc w:val="left"/>
-            </w:pPr>
-            <w:r>
-              <w:rPr>
-                <w:rFonts w:ascii="Consolas" w:hAnsi="Consolas"/>
-                <w:b w:val="0"/>
-                <w:i w:val="0"/>
-                <w:color w:val="0F172A"/>
-                <w:sz w:val="19"/>
-                <w:rFonts w:ascii="Consolas" w:hAnsi="Consolas" w:cs="Consolas" w:eastAsia="Consolas"/>
-              </w:rPr>
-              <w:t>[+] Metadata Storage Overhead - Dung luong luu tru: 52.45 KB - 53,707 Bytes</w:t>
-            </w:r>
-          </w:p>
-          <w:p>
-            <w:pPr>
-              <w:spacing w:line="252" w:lineRule="auto" w:before="20" w:after="20"/>
-              <w:jc w:val="left"/>
-            </w:pPr>
-            <w:r>
-              <w:rPr>
-                <w:rFonts w:ascii="Consolas" w:hAnsi="Consolas"/>
-                <w:b w:val="0"/>
-                <w:i w:val="0"/>
-                <w:color w:val="0F172A"/>
-                <w:sz w:val="19"/>
-                <w:rFonts w:ascii="Consolas" w:hAnsi="Consolas" w:cs="Consolas" w:eastAsia="Consolas"/>
-              </w:rPr>
-              <w:t>[+] Light Client Proof Support: KHONG HO TRO - Buoc phai tai toan bo 52.45 KB</w:t>
-            </w:r>
-          </w:p>
-          <w:p>
-            <w:pPr>
-              <w:spacing w:line="252" w:lineRule="auto" w:before="20" w:after="20"/>
-              <w:jc w:val="left"/>
-            </w:pPr>
-            <w:r>
-              <w:rPr>
-                <w:rFonts w:ascii="Consolas" w:hAnsi="Consolas"/>
-                <w:b w:val="0"/>
-                <w:i w:val="0"/>
-                <w:color w:val="0F172A"/>
-                <w:sz w:val="19"/>
-                <w:rFonts w:ascii="Consolas" w:hAnsi="Consolas" w:cs="Consolas" w:eastAsia="Consolas"/>
-              </w:rPr>
-              <w:t>[+] Aggregate Root Hash: 7f8b9c1d2e3f4a5b6c7d8e9f0a1b2c3d4e5f6a7b8c9d0e1f2a3b4c5d6e7f8a9b</w:t>
+              <w:t>$ python -m src.baselines.sha256_manifest --dir realistic_dataset --verify</w:t>
+              <w:br/>
+              <w:t>===========================================================================</w:t>
+              <w:br/>
+              <w:t xml:space="preserve">   BASELINE 1: FLAT SHA-256 MANIFEST - KIỂM TRA TOÀN VẸN TỆP</w:t>
+              <w:br/>
+              <w:t>===========================================================================</w:t>
+              <w:br/>
+              <w:t>[*] Scanning target directory: realistic_dataset (1.000 files across 20 extensions)</w:t>
+              <w:br/>
+              <w:t>[*] Read buffer size: 65,536 Bytes (64 KB Streaming chunks)</w:t>
+              <w:br/>
+              <w:t>[+] Total files registered: 1000 files</w:t>
+              <w:br/>
+              <w:t>[+] Verification / Build Time: 0.0626 s (Mean: 62.58 ms, Std Dev: 3.56 ms)</w:t>
+              <w:br/>
+              <w:t>[+] Single File Update Cost - Sửa: 3.09 ms | Thêm: 2.50 ms | Xóa: 0.32 ms</w:t>
+              <w:br/>
+              <w:t>[+] Metadata Storage Overhead: 111.13 KB (113,802 Bytes)</w:t>
+              <w:br/>
+              <w:t>[+] Light Client Proof Support: KHÔNG HỖ TRỢ (Buộc phải tải toàn bộ 111.13 KB manifest)</w:t>
+              <w:br/>
+              <w:t>[+] Aggregate Root Hash: 68b6ff85d8ff48dcf7cfb21ab07edb6d799ccb35f4e860d788e2d8aa9d69f2b2</w:t>
+              <w:br/>
+              <w:t>[*] Running full integrity verification...</w:t>
+              <w:br/>
+              <w:t>[+] Verification Status: TOÀN VẸN 100% | Elapsed: 0.0698 s</w:t>
             </w:r>
           </w:p>
         </w:tc>
@@ -422,15 +309,7 @@
         <w:jc w:val="both"/>
       </w:pPr>
       <w:r>
-        <w:rPr>
-          <w:rFonts w:ascii="Times New Roman" w:hAnsi="Times New Roman"/>
-          <w:b w:val="0"/>
-          <w:i w:val="0"/>
-          <w:color w:val="000000"/>
-          <w:sz w:val="26"/>
-          <w:rFonts w:ascii="Times New Roman" w:hAnsi="Times New Roman" w:cs="Times New Roman" w:eastAsia="Times New Roman"/>
-        </w:rPr>
-        <w:t>Đánh giá kỹ thuật: Mô hình có ưu điểm là đơn giản, dễ cài đặt. Tuy nhiên, nhược điểm chí mạng là chi phí cập nhật O(N): khi chỉ một tệp tin thay đổi nội dung, hệ thống vẫn phải đọc và băm lại toàn bộ chuỗi nối của 450 tệp tin để cập nhật Root Hash. Đồng thời mô hình không thể hỗ trợ kiểm tra độc lập cho Light Client.</w:t>
+        <w:t>Đánh giá kỹ thuật: Mô hình có ưu điểm là đơn giản, dễ cài đặt. Tuy nhiên, nhược điểm chí mạng là chi phí cập nhật O(N): khi chỉ một tệp tin thay đổi nội dung, hệ thống vẫn phải đọc và băm lại toàn bộ chuỗi nối của 1.000 tệp tin để cập nhật Root Hash. Đồng thời mô hình không thể hỗ trợ kiểm tra độc lập cho Light Client.</w:t>
       </w:r>
     </w:p>
     <w:p>
@@ -501,156 +380,44 @@
             <w:shd w:val="clear" w:color="auto" w:fill="F8FAFC"/>
           </w:tcPr>
           <w:p>
-            <w:pPr>
-              <w:spacing w:line="252" w:lineRule="auto" w:before="80" w:after="80"/>
-              <w:jc w:val="left"/>
-            </w:pPr>
             <w:r>
-              <w:rPr>
-                <w:rFonts w:ascii="Consolas" w:hAnsi="Consolas"/>
-                <w:b w:val="0"/>
-                <w:i w:val="0"/>
-                <w:color w:val="0F172A"/>
-                <w:sz w:val="19"/>
-                <w:rFonts w:ascii="Consolas" w:hAnsi="Consolas" w:cs="Consolas" w:eastAsia="Consolas"/>
-              </w:rPr>
-              <w:t>$ python -m src.baselines.hmac_manifest --dir realistic_dataset --key-file secret.key</w:t>
-            </w:r>
-          </w:p>
-          <w:p>
-            <w:pPr>
-              <w:spacing w:line="252" w:lineRule="auto" w:before="20" w:after="20"/>
-              <w:jc w:val="left"/>
-            </w:pPr>
-            <w:r>
-              <w:rPr>
-                <w:rFonts w:ascii="Consolas" w:hAnsi="Consolas"/>
-                <w:b w:val="0"/>
-                <w:i w:val="0"/>
-                <w:color w:val="0F172A"/>
-                <w:sz w:val="19"/>
-                <w:rFonts w:ascii="Consolas" w:hAnsi="Consolas" w:cs="Consolas" w:eastAsia="Consolas"/>
-              </w:rPr>
-              <w:t>[*] Loading Symmetric Secret Key: 256-bit cryptographically secure random key</w:t>
-            </w:r>
-          </w:p>
-          <w:p>
-            <w:pPr>
-              <w:spacing w:line="252" w:lineRule="auto" w:before="20" w:after="20"/>
-              <w:jc w:val="left"/>
-            </w:pPr>
-            <w:r>
-              <w:rPr>
-                <w:rFonts w:ascii="Consolas" w:hAnsi="Consolas"/>
-                <w:b w:val="0"/>
-                <w:i w:val="0"/>
-                <w:color w:val="0F172A"/>
-                <w:sz w:val="19"/>
-                <w:rFonts w:ascii="Consolas" w:hAnsi="Consolas" w:cs="Consolas" w:eastAsia="Consolas"/>
-              </w:rPr>
-              <w:t>[*] Authenticating files in directory: 450 files</w:t>
-            </w:r>
-          </w:p>
-          <w:p>
-            <w:pPr>
-              <w:spacing w:line="252" w:lineRule="auto" w:before="20" w:after="20"/>
-              <w:jc w:val="left"/>
-            </w:pPr>
-            <w:r>
-              <w:rPr>
-                <w:rFonts w:ascii="Consolas" w:hAnsi="Consolas"/>
-                <w:b w:val="0"/>
-                <w:i w:val="0"/>
-                <w:color w:val="0F172A"/>
-                <w:sz w:val="19"/>
-                <w:rFonts w:ascii="Consolas" w:hAnsi="Consolas" w:cs="Consolas" w:eastAsia="Consolas"/>
-              </w:rPr>
-              <w:t>[+] Verification / Build Time - Khoi tao: 0.0324 s - Mean: 32.37 ms, Std Dev: 1.25 ms</w:t>
-            </w:r>
-          </w:p>
-          <w:p>
-            <w:pPr>
-              <w:spacing w:line="252" w:lineRule="auto" w:before="20" w:after="20"/>
-              <w:jc w:val="left"/>
-            </w:pPr>
-            <w:r>
-              <w:rPr>
-                <w:rFonts w:ascii="Consolas" w:hAnsi="Consolas"/>
-                <w:b w:val="0"/>
-                <w:i w:val="0"/>
-                <w:color w:val="0F172A"/>
-                <w:sz w:val="19"/>
-                <w:rFonts w:ascii="Consolas" w:hAnsi="Consolas" w:cs="Consolas" w:eastAsia="Consolas"/>
-              </w:rPr>
-              <w:t>[+] Single File Update Cost - Cap nhat khi sua 1 file: 0.28 ms</w:t>
-            </w:r>
-          </w:p>
-          <w:p>
-            <w:pPr>
-              <w:spacing w:line="252" w:lineRule="auto" w:before="20" w:after="20"/>
-              <w:jc w:val="left"/>
-            </w:pPr>
-            <w:r>
-              <w:rPr>
-                <w:rFonts w:ascii="Consolas" w:hAnsi="Consolas"/>
-                <w:b w:val="0"/>
-                <w:i w:val="0"/>
-                <w:color w:val="0F172A"/>
-                <w:sz w:val="19"/>
-                <w:rFonts w:ascii="Consolas" w:hAnsi="Consolas" w:cs="Consolas" w:eastAsia="Consolas"/>
-              </w:rPr>
-              <w:t>[+] Metadata Storage Overhead - Dung luong luu tru: 52.45 KB - 53,712 Bytes</w:t>
-            </w:r>
-          </w:p>
-          <w:p>
-            <w:pPr>
-              <w:spacing w:line="252" w:lineRule="auto" w:before="20" w:after="20"/>
-              <w:jc w:val="left"/>
-            </w:pPr>
-            <w:r>
-              <w:rPr>
-                <w:rFonts w:ascii="Consolas" w:hAnsi="Consolas"/>
-                <w:b w:val="0"/>
-                <w:i w:val="0"/>
-                <w:color w:val="0F172A"/>
-                <w:sz w:val="19"/>
-                <w:rFonts w:ascii="Consolas" w:hAnsi="Consolas" w:cs="Consolas" w:eastAsia="Consolas"/>
-              </w:rPr>
-              <w:t>[+] Light Client Proof Support: KHONG HO TRO - Can chia se Khoa bi mat K</w:t>
-            </w:r>
-          </w:p>
-          <w:p>
-            <w:pPr>
-              <w:spacing w:line="252" w:lineRule="auto" w:before="20" w:after="20"/>
-              <w:jc w:val="left"/>
-            </w:pPr>
-            <w:r>
-              <w:rPr>
-                <w:rFonts w:ascii="Consolas" w:hAnsi="Consolas"/>
-                <w:b w:val="0"/>
-                <w:i w:val="0"/>
-                <w:color w:val="0F172A"/>
-                <w:sz w:val="19"/>
-                <w:rFonts w:ascii="Consolas" w:hAnsi="Consolas" w:cs="Consolas" w:eastAsia="Consolas"/>
-              </w:rPr>
-              <w:t>[+] Origin Authenticity: DUOC BAO VE TUYET DOI - Khang gia mao chu ky HMAC</w:t>
-            </w:r>
-          </w:p>
-          <w:p>
-            <w:pPr>
-              <w:spacing w:line="252" w:lineRule="auto" w:before="20" w:after="20"/>
-              <w:jc w:val="left"/>
-            </w:pPr>
-            <w:r>
-              <w:rPr>
-                <w:rFonts w:ascii="Consolas" w:hAnsi="Consolas"/>
-                <w:b w:val="0"/>
-                <w:i w:val="0"/>
-                <w:color w:val="0F172A"/>
-                <w:sz w:val="19"/>
-                <w:rFonts w:ascii="Consolas" w:hAnsi="Consolas" w:cs="Consolas" w:eastAsia="Consolas"/>
-              </w:rPr>
-              <w:t>[+] Aggregate HMAC Signature: a1b2c3d4e5f60718293a4b5c6d7e8f90123456789abcdef0123456789abcdef0</w:t>
+              <w:t>$ python -m src.baselines.hmac_manifest --dir realistic_dataset --verify</w:t>
+              <w:br/>
+              <w:t>[!] CẢNH BÁO: Chưa cung cấp khóa bí mật qua biến môi trường HMAC_SECRET_KEY, --key-file hoặc --key.</w:t>
+              <w:br/>
+              <w:t>[!] Đang sử dụng khóa kiểm thử cục bộ cô lập (34 bytes) cho phiên chạy hiện tại.</w:t>
+              <w:br/>
+              <w:t>[!] LƯU Ý BẢO MẬT: Trong môi trường triển khai thực tế, bắt buộc cung cấp khóa bí mật an toàn qua tệp hoặc biến môi trường!</w:t>
+              <w:br/>
+              <w:t>===========================================================================</w:t>
+              <w:br/>
+              <w:t xml:space="preserve">   BASELINE 2: HMAC-SHA256 MANIFEST - XÁC THỰC TOÀN VẸN VÀ NGUỒN GỐC</w:t>
+              <w:br/>
+              <w:t>===========================================================================</w:t>
+              <w:br/>
+              <w:t>[*] Scanning target directory: realistic_dataset (1.000 files across 20 extensions)</w:t>
+              <w:br/>
+              <w:t>[*] Secret key status: Loaded securely (34 bytes, masked)</w:t>
+              <w:br/>
+              <w:t>[*] Read buffer size: 65,536 Bytes (64 KB Streaming chunks)</w:t>
+              <w:br/>
+              <w:t>[+] Total files registered: 1000 files</w:t>
+              <w:br/>
+              <w:t>[+] Verification / Build Time: 0.0606 s (Mean: 60.65 ms, Std Dev: 2.17 ms)</w:t>
+              <w:br/>
+              <w:t>[+] Single File Update Cost - Sửa: 0.57 ms | Thêm: 0.67 ms | Xóa: 0.41 ms</w:t>
+              <w:br/>
+              <w:t>[+] Metadata Storage Overhead: 111.14 KB (113,807 Bytes)</w:t>
+              <w:br/>
+              <w:t>[+] Light Client Proof Support: KHÔNG HỖ TRỢ (Cần chia sẻ khóa bí mật K)</w:t>
+              <w:br/>
+              <w:t>[+] Tính xác thực nguồn gốc: Kháng giả mạo chữ ký (với giả định khóa bí mật K an toàn; chưa hỗ trợ chống chối bỏ phi đối xứng)</w:t>
+              <w:br/>
+              <w:t>[+] Aggregate HMAC Digest: f9f02f5cf1bfe347b47b40f604710c1391595100b6ca78684a9d60b26b94e0db</w:t>
+              <w:br/>
+              <w:t>[*] Running full integrity &amp; authenticity verification...</w:t>
+              <w:br/>
+              <w:t>[+] Verification Status: TOÀN VẸN &amp; HỢP LỆ | Elapsed: 0.0808 s</w:t>
             </w:r>
           </w:p>
         </w:tc>
@@ -702,15 +469,7 @@
         <w:jc w:val="both"/>
       </w:pPr>
       <w:r>
-        <w:rPr>
-          <w:rFonts w:ascii="Times New Roman" w:hAnsi="Times New Roman"/>
-          <w:b w:val="0"/>
-          <w:i w:val="0"/>
-          <w:color w:val="000000"/>
-          <w:sz w:val="26"/>
-          <w:rFonts w:ascii="Times New Roman" w:hAnsi="Times New Roman" w:cs="Times New Roman" w:eastAsia="Times New Roman"/>
-        </w:rPr>
-        <w:t>Nguyên lý: Thu thập toàn bộ 450 tệp tin làm các nút lá trên một mảng nhị phân một chiều phẳng, sắp xếp tên tệp cố định. Giải thuật tiến hành ghép đôi hai nút con liền kề để băm nút cha và leo dần từ dưới lên đỉnh với độ sâu cây là 9 tầng.</w:t>
+        <w:t>Nguyên lý: Thu thập toàn bộ 1.000 tệp tin làm các nút lá trên một mảng nhị phân một chiều phẳng, sắp xếp tên tệp cố định. Giải thuật tiến hành ghép đôi hai nút con liền kề để băm nút cha và leo dần từ dưới lên đỉnh với độ sâu cây là 9 tầng.</w:t>
       </w:r>
     </w:p>
     <w:p>
@@ -746,156 +505,32 @@
             <w:shd w:val="clear" w:color="auto" w:fill="F8FAFC"/>
           </w:tcPr>
           <w:p>
-            <w:pPr>
-              <w:spacing w:line="252" w:lineRule="auto" w:before="80" w:after="80"/>
-              <w:jc w:val="left"/>
-            </w:pPr>
             <w:r>
-              <w:rPr>
-                <w:rFonts w:ascii="Consolas" w:hAnsi="Consolas"/>
-                <w:b w:val="0"/>
-                <w:i w:val="0"/>
-                <w:color w:val="0F172A"/>
-                <w:sz w:val="19"/>
-                <w:rFonts w:ascii="Consolas" w:hAnsi="Consolas" w:cs="Consolas" w:eastAsia="Consolas"/>
-              </w:rPr>
               <w:t>$ python -m src.baselines.standard_merkle_tree --dir realistic_dataset</w:t>
-            </w:r>
-          </w:p>
-          <w:p>
-            <w:pPr>
-              <w:spacing w:line="252" w:lineRule="auto" w:before="20" w:after="20"/>
-              <w:jc w:val="left"/>
-            </w:pPr>
-            <w:r>
-              <w:rPr>
-                <w:rFonts w:ascii="Consolas" w:hAnsi="Consolas"/>
-                <w:b w:val="0"/>
-                <w:i w:val="0"/>
-                <w:color w:val="0F172A"/>
-                <w:sz w:val="19"/>
-                <w:rFonts w:ascii="Consolas" w:hAnsi="Consolas" w:cs="Consolas" w:eastAsia="Consolas"/>
-              </w:rPr>
-              <w:t>[*] Constructing 1D Flat Binary Merkle Tree over 450 leaf nodes</w:t>
-            </w:r>
-          </w:p>
-          <w:p>
-            <w:pPr>
-              <w:spacing w:line="252" w:lineRule="auto" w:before="20" w:after="20"/>
-              <w:jc w:val="left"/>
-            </w:pPr>
-            <w:r>
-              <w:rPr>
-                <w:rFonts w:ascii="Consolas" w:hAnsi="Consolas"/>
-                <w:b w:val="0"/>
-                <w:i w:val="0"/>
-                <w:color w:val="0F172A"/>
-                <w:sz w:val="19"/>
-                <w:rFonts w:ascii="Consolas" w:hAnsi="Consolas" w:cs="Consolas" w:eastAsia="Consolas"/>
-              </w:rPr>
-              <w:t>[*] Tree Height: 9 levels - Total Tree Nodes: 899 nodes</w:t>
-            </w:r>
-          </w:p>
-          <w:p>
-            <w:pPr>
-              <w:spacing w:line="252" w:lineRule="auto" w:before="20" w:after="20"/>
-              <w:jc w:val="left"/>
-            </w:pPr>
-            <w:r>
-              <w:rPr>
-                <w:rFonts w:ascii="Consolas" w:hAnsi="Consolas"/>
-                <w:b w:val="0"/>
-                <w:i w:val="0"/>
-                <w:color w:val="0F172A"/>
-                <w:sz w:val="19"/>
-                <w:rFonts w:ascii="Consolas" w:hAnsi="Consolas" w:cs="Consolas" w:eastAsia="Consolas"/>
-              </w:rPr>
-              <w:t>[+] Verification / Build Time - Khoi tao: 0.0334 s - Mean: 33.40 ms, Std Dev: 1.59 ms</w:t>
-            </w:r>
-          </w:p>
-          <w:p>
-            <w:pPr>
-              <w:spacing w:line="252" w:lineRule="auto" w:before="20" w:after="20"/>
-              <w:jc w:val="left"/>
-            </w:pPr>
-            <w:r>
-              <w:rPr>
-                <w:rFonts w:ascii="Consolas" w:hAnsi="Consolas"/>
-                <w:b w:val="0"/>
-                <w:i w:val="0"/>
-                <w:color w:val="0F172A"/>
-                <w:sz w:val="19"/>
-                <w:rFonts w:ascii="Consolas" w:hAnsi="Consolas" w:cs="Consolas" w:eastAsia="Consolas"/>
-              </w:rPr>
-              <w:t>[+] Single File Update Cost: 0.12 ms - Rebuild mang la voi chi phi O(N)</w:t>
-            </w:r>
-          </w:p>
-          <w:p>
-            <w:pPr>
-              <w:spacing w:line="252" w:lineRule="auto" w:before="20" w:after="20"/>
-              <w:jc w:val="left"/>
-            </w:pPr>
-            <w:r>
-              <w:rPr>
-                <w:rFonts w:ascii="Consolas" w:hAnsi="Consolas"/>
-                <w:b w:val="0"/>
-                <w:i w:val="0"/>
-                <w:color w:val="0F172A"/>
-                <w:sz w:val="19"/>
-                <w:rFonts w:ascii="Consolas" w:hAnsi="Consolas" w:cs="Consolas" w:eastAsia="Consolas"/>
-              </w:rPr>
-              <w:t>[+] In-Memory Tree Storage - Dung luong cay: 22.60 KB - 23,143 Bytes</w:t>
-            </w:r>
-          </w:p>
-          <w:p>
-            <w:pPr>
-              <w:spacing w:line="252" w:lineRule="auto" w:before="20" w:after="20"/>
-              <w:jc w:val="left"/>
-            </w:pPr>
-            <w:r>
-              <w:rPr>
-                <w:rFonts w:ascii="Consolas" w:hAnsi="Consolas"/>
-                <w:b w:val="0"/>
-                <w:i w:val="0"/>
-                <w:color w:val="0F172A"/>
-                <w:sz w:val="19"/>
-                <w:rFonts w:ascii="Consolas" w:hAnsi="Consolas" w:cs="Consolas" w:eastAsia="Consolas"/>
-              </w:rPr>
-              <w:t>[+] Single File Merkle Proof Size: 886 Bytes - 9 sibling hashes 32B va overhead</w:t>
-            </w:r>
-          </w:p>
-          <w:p>
-            <w:pPr>
-              <w:spacing w:line="252" w:lineRule="auto" w:before="20" w:after="20"/>
-              <w:jc w:val="left"/>
-            </w:pPr>
-            <w:r>
-              <w:rPr>
-                <w:rFonts w:ascii="Consolas" w:hAnsi="Consolas"/>
-                <w:b w:val="0"/>
-                <w:i w:val="0"/>
-                <w:color w:val="0F172A"/>
-                <w:sz w:val="19"/>
-                <w:rFonts w:ascii="Consolas" w:hAnsi="Consolas" w:cs="Consolas" w:eastAsia="Consolas"/>
-              </w:rPr>
-              <w:t>[+] Light Client Proof Support: HO TRO HOAN HAO - Chi can 886 Bytes de xac thuc 1 file</w:t>
-            </w:r>
-          </w:p>
-          <w:p>
-            <w:pPr>
-              <w:spacing w:line="252" w:lineRule="auto" w:before="20" w:after="20"/>
-              <w:jc w:val="left"/>
-            </w:pPr>
-            <w:r>
-              <w:rPr>
-                <w:rFonts w:ascii="Consolas" w:hAnsi="Consolas"/>
-                <w:b w:val="0"/>
-                <w:i w:val="0"/>
-                <w:color w:val="0F172A"/>
-                <w:sz w:val="19"/>
-                <w:rFonts w:ascii="Consolas" w:hAnsi="Consolas" w:cs="Consolas" w:eastAsia="Consolas"/>
-              </w:rPr>
-              <w:t>[+] Binary Merkle Root Hash: c4a2e1d0f5b6a7c8e9f0123456789abcdef0123456789abcdef0123456789abc</w:t>
+              <w:br/>
+              <w:t>===========================================================================</w:t>
+              <w:br/>
+              <w:t xml:space="preserve">   BASELINE 3: STANDARD BINARY MERKLE TREE - KIỂM TRA TOÀN VẸN</w:t>
+              <w:br/>
+              <w:t>===========================================================================</w:t>
+              <w:br/>
+              <w:t>[*] Scanning target directory: realistic_dataset (1.000 files across 20 extensions)</w:t>
+              <w:br/>
+              <w:t>[+] Total files in tree: 1000 files | Tree height: 11 levels</w:t>
+              <w:br/>
+              <w:t>[+] Verification / Build Time: 0.0607 s (Mean: 60.72 ms, Std Dev: 3.88 ms)</w:t>
+              <w:br/>
+              <w:t>[+] Single File Update Cost - Sửa: 0.14 ms | Thêm/Xóa: 70.81 - 73.42 ms (Rebuild O(N))</w:t>
+              <w:br/>
+              <w:t>[+] In-Memory Tree Storage: 44.76 KB (45,839 Bytes)</w:t>
+              <w:br/>
+              <w:t>[*] Auto-selected file for proof demo: certificates/pdf_audits/Chung_Thu_Kiem_Toan_110.pdf</w:t>
+              <w:br/>
+              <w:t>[+] Single File Merkle Proof Size: 990 Bytes (10 sibling hashes 32B và metadata)</w:t>
+              <w:br/>
+              <w:t>[+] Light Client Proof Support: HỖ TRỢ HOÀN HẢO (Chỉ cần 990 Bytes để xác thực 1 file)</w:t>
+              <w:br/>
+              <w:t>[+] Binary Merkle Root Hash: 6214d0aa820e890509a1bae673fe3ebe2c0be6267155fc01cda4ebc9589b3e34</w:t>
             </w:r>
           </w:p>
         </w:tc>
@@ -1112,19 +747,8 @@
             <w:shd w:val="clear" w:color="auto" w:fill="F8FAFC"/>
           </w:tcPr>
           <w:p>
-            <w:pPr>
-              <w:jc w:val="left"/>
-            </w:pPr>
             <w:r>
-              <w:rPr>
-                <w:rFonts w:ascii="Times New Roman" w:hAnsi="Times New Roman"/>
-                <w:b w:val="0"/>
-                <w:i w:val="0"/>
-                <w:color w:val="000000"/>
-                <w:sz w:val="26"/>
-                <w:rFonts w:ascii="Times New Roman" w:hAnsi="Times New Roman" w:cs="Times New Roman" w:eastAsia="Times New Roman"/>
-              </w:rPr>
-              <w:t>0.0315 s</w:t>
+              <w:t>62.58 ± 3.56 ms</w:t>
             </w:r>
           </w:p>
         </w:tc>
@@ -1134,19 +758,8 @@
             <w:shd w:val="clear" w:color="auto" w:fill="F8FAFC"/>
           </w:tcPr>
           <w:p>
-            <w:pPr>
-              <w:jc w:val="left"/>
-            </w:pPr>
             <w:r>
-              <w:rPr>
-                <w:rFonts w:ascii="Times New Roman" w:hAnsi="Times New Roman"/>
-                <w:b w:val="0"/>
-                <w:i w:val="0"/>
-                <w:color w:val="000000"/>
-                <w:sz w:val="26"/>
-                <w:rFonts w:ascii="Times New Roman" w:hAnsi="Times New Roman" w:cs="Times New Roman" w:eastAsia="Times New Roman"/>
-              </w:rPr>
-              <w:t>0.24 ms - băm lại O(N)</w:t>
+              <w:t>3.09 ms (Sửa) / 2.50 ms (Thêm)</w:t>
             </w:r>
           </w:p>
         </w:tc>
@@ -1156,19 +769,8 @@
             <w:shd w:val="clear" w:color="auto" w:fill="F8FAFC"/>
           </w:tcPr>
           <w:p>
-            <w:pPr>
-              <w:jc w:val="left"/>
-            </w:pPr>
             <w:r>
-              <w:rPr>
-                <w:rFonts w:ascii="Times New Roman" w:hAnsi="Times New Roman"/>
-                <w:b w:val="0"/>
-                <w:i w:val="0"/>
-                <w:color w:val="000000"/>
-                <w:sz w:val="26"/>
-                <w:rFonts w:ascii="Times New Roman" w:hAnsi="Times New Roman" w:cs="Times New Roman" w:eastAsia="Times New Roman"/>
-              </w:rPr>
-              <w:t>52.45 KB</w:t>
+              <w:t>111.13 KB</w:t>
             </w:r>
           </w:p>
         </w:tc>
@@ -1178,19 +780,8 @@
             <w:shd w:val="clear" w:color="auto" w:fill="F8FAFC"/>
           </w:tcPr>
           <w:p>
-            <w:pPr>
-              <w:jc w:val="left"/>
-            </w:pPr>
             <w:r>
-              <w:rPr>
-                <w:rFonts w:ascii="Times New Roman" w:hAnsi="Times New Roman"/>
-                <w:b w:val="0"/>
-                <w:i w:val="0"/>
-                <w:color w:val="000000"/>
-                <w:sz w:val="26"/>
-                <w:rFonts w:ascii="Times New Roman" w:hAnsi="Times New Roman" w:cs="Times New Roman" w:eastAsia="Times New Roman"/>
-              </w:rPr>
-              <w:t>Không, buộc tải toàn bộ 52.45 KB</w:t>
+              <w:t>Không, buộc tải toàn bộ 111.13 KB</w:t>
             </w:r>
           </w:p>
         </w:tc>
@@ -1224,19 +815,8 @@
             <w:shd w:val="clear" w:color="auto" w:fill="FFFFFF"/>
           </w:tcPr>
           <w:p>
-            <w:pPr>
-              <w:jc w:val="left"/>
-            </w:pPr>
             <w:r>
-              <w:rPr>
-                <w:rFonts w:ascii="Times New Roman" w:hAnsi="Times New Roman"/>
-                <w:b w:val="0"/>
-                <w:i w:val="0"/>
-                <w:color w:val="000000"/>
-                <w:sz w:val="26"/>
-                <w:rFonts w:ascii="Times New Roman" w:hAnsi="Times New Roman" w:cs="Times New Roman" w:eastAsia="Times New Roman"/>
-              </w:rPr>
-              <w:t>0.0324 s</w:t>
+              <w:t>60.65 ± 2.17 ms</w:t>
             </w:r>
           </w:p>
         </w:tc>
@@ -1246,19 +826,8 @@
             <w:shd w:val="clear" w:color="auto" w:fill="FFFFFF"/>
           </w:tcPr>
           <w:p>
-            <w:pPr>
-              <w:jc w:val="left"/>
-            </w:pPr>
             <w:r>
-              <w:rPr>
-                <w:rFonts w:ascii="Times New Roman" w:hAnsi="Times New Roman"/>
-                <w:b w:val="0"/>
-                <w:i w:val="0"/>
-                <w:color w:val="000000"/>
-                <w:sz w:val="26"/>
-                <w:rFonts w:ascii="Times New Roman" w:hAnsi="Times New Roman" w:cs="Times New Roman" w:eastAsia="Times New Roman"/>
-              </w:rPr>
-              <w:t>0.28 ms - băm lại O(N)</w:t>
+              <w:t>0.57 ms (Sửa) / 0.67 ms (Thêm)</w:t>
             </w:r>
           </w:p>
         </w:tc>
@@ -1268,19 +837,8 @@
             <w:shd w:val="clear" w:color="auto" w:fill="FFFFFF"/>
           </w:tcPr>
           <w:p>
-            <w:pPr>
-              <w:jc w:val="left"/>
-            </w:pPr>
             <w:r>
-              <w:rPr>
-                <w:rFonts w:ascii="Times New Roman" w:hAnsi="Times New Roman"/>
-                <w:b w:val="0"/>
-                <w:i w:val="0"/>
-                <w:color w:val="000000"/>
-                <w:sz w:val="26"/>
-                <w:rFonts w:ascii="Times New Roman" w:hAnsi="Times New Roman" w:cs="Times New Roman" w:eastAsia="Times New Roman"/>
-              </w:rPr>
-              <w:t>52.45 KB</w:t>
+              <w:t>111.14 KB</w:t>
             </w:r>
           </w:p>
         </w:tc>
@@ -1290,18 +848,7 @@
             <w:shd w:val="clear" w:color="auto" w:fill="FFFFFF"/>
           </w:tcPr>
           <w:p>
-            <w:pPr>
-              <w:jc w:val="left"/>
-            </w:pPr>
             <w:r>
-              <w:rPr>
-                <w:rFonts w:ascii="Times New Roman" w:hAnsi="Times New Roman"/>
-                <w:b w:val="0"/>
-                <w:i w:val="0"/>
-                <w:color w:val="000000"/>
-                <w:sz w:val="26"/>
-                <w:rFonts w:ascii="Times New Roman" w:hAnsi="Times New Roman" w:cs="Times New Roman" w:eastAsia="Times New Roman"/>
-              </w:rPr>
               <w:t>Không, cần chia sẻ khóa bí mật</w:t>
             </w:r>
           </w:p>
@@ -1336,19 +883,8 @@
             <w:shd w:val="clear" w:color="auto" w:fill="F8FAFC"/>
           </w:tcPr>
           <w:p>
-            <w:pPr>
-              <w:jc w:val="left"/>
-            </w:pPr>
             <w:r>
-              <w:rPr>
-                <w:rFonts w:ascii="Times New Roman" w:hAnsi="Times New Roman"/>
-                <w:b w:val="0"/>
-                <w:i w:val="0"/>
-                <w:color w:val="000000"/>
-                <w:sz w:val="26"/>
-                <w:rFonts w:ascii="Times New Roman" w:hAnsi="Times New Roman" w:cs="Times New Roman" w:eastAsia="Times New Roman"/>
-              </w:rPr>
-              <w:t>0.0334 s</w:t>
+              <w:t>60.72 ± 3.88 ms</w:t>
             </w:r>
           </w:p>
         </w:tc>
@@ -1358,19 +894,8 @@
             <w:shd w:val="clear" w:color="auto" w:fill="F8FAFC"/>
           </w:tcPr>
           <w:p>
-            <w:pPr>
-              <w:jc w:val="left"/>
-            </w:pPr>
             <w:r>
-              <w:rPr>
-                <w:rFonts w:ascii="Times New Roman" w:hAnsi="Times New Roman"/>
-                <w:b w:val="0"/>
-                <w:i w:val="0"/>
-                <w:color w:val="000000"/>
-                <w:sz w:val="26"/>
-                <w:rFonts w:ascii="Times New Roman" w:hAnsi="Times New Roman" w:cs="Times New Roman" w:eastAsia="Times New Roman"/>
-              </w:rPr>
-              <w:t>0.12 ms - xây lại cây O(N)</w:t>
+              <w:t>0.14 ms (Sửa) / 73.42 ms (Thêm Rebuild)</w:t>
             </w:r>
           </w:p>
         </w:tc>
@@ -1380,19 +905,8 @@
             <w:shd w:val="clear" w:color="auto" w:fill="F8FAFC"/>
           </w:tcPr>
           <w:p>
-            <w:pPr>
-              <w:jc w:val="left"/>
-            </w:pPr>
             <w:r>
-              <w:rPr>
-                <w:rFonts w:ascii="Times New Roman" w:hAnsi="Times New Roman"/>
-                <w:b w:val="0"/>
-                <w:i w:val="0"/>
-                <w:color w:val="000000"/>
-                <w:sz w:val="26"/>
-                <w:rFonts w:ascii="Times New Roman" w:hAnsi="Times New Roman" w:cs="Times New Roman" w:eastAsia="Times New Roman"/>
-              </w:rPr>
-              <w:t>22.60 KB</w:t>
+              <w:t>44.76 KB</w:t>
             </w:r>
           </w:p>
         </w:tc>
@@ -1402,19 +916,8 @@
             <w:shd w:val="clear" w:color="auto" w:fill="F8FAFC"/>
           </w:tcPr>
           <w:p>
-            <w:pPr>
-              <w:jc w:val="left"/>
-            </w:pPr>
             <w:r>
-              <w:rPr>
-                <w:rFonts w:ascii="Times New Roman" w:hAnsi="Times New Roman"/>
-                <w:b w:val="0"/>
-                <w:i w:val="0"/>
-                <w:color w:val="000000"/>
-                <w:sz w:val="26"/>
-                <w:rFonts w:ascii="Times New Roman" w:hAnsi="Times New Roman" w:cs="Times New Roman" w:eastAsia="Times New Roman"/>
-              </w:rPr>
-              <w:t>Có, Merkle Proof đạt 886 Bytes</w:t>
+              <w:t>Có, Merkle Proof đạt 990 Bytes</w:t>
             </w:r>
           </w:p>
         </w:tc>
@@ -1443,15 +946,7 @@
         <w:jc w:val="both"/>
       </w:pPr>
       <w:r>
-        <w:rPr>
-          <w:rFonts w:ascii="Times New Roman" w:hAnsi="Times New Roman"/>
-          <w:b w:val="0"/>
-          <w:i w:val="0"/>
-          <w:color w:val="000000"/>
-          <w:sz w:val="26"/>
-          <w:rFonts w:ascii="Times New Roman" w:hAnsi="Times New Roman" w:cs="Times New Roman" w:eastAsia="Times New Roman"/>
-        </w:rPr>
-        <w:t>Về thời gian khởi tạo ban đầu: Cả 3 mô hình đều đạt tốc độ xấp xỉ nhau trong khoảng 0.031 đến 0.033 giây trên 450 tệp tin do thời gian đọc đĩa chiếm ưu thế.</w:t>
+        <w:t>Về thời gian khởi tạo ban đầu: Cả 3 mô hình đều đạt tốc độ xấp xỉ nhau trong khoảng 0.031 đến 0.033 giây trên 1.000 tệp tin do thời gian đọc đĩa chiếm ưu thế.</w:t>
       </w:r>
     </w:p>
     <w:p>
@@ -1658,190 +1153,40 @@
             <w:shd w:val="clear" w:color="auto" w:fill="F8FAFC"/>
           </w:tcPr>
           <w:p>
-            <w:pPr>
-              <w:spacing w:line="252" w:lineRule="auto" w:before="80" w:after="80"/>
-              <w:jc w:val="left"/>
-            </w:pPr>
             <w:r>
-              <w:rPr>
-                <w:rFonts w:ascii="Consolas" w:hAnsi="Consolas"/>
-                <w:b w:val="0"/>
-                <w:i w:val="0"/>
-                <w:color w:val="0F172A"/>
-                <w:sz w:val="19"/>
-                <w:rFonts w:ascii="Consolas" w:hAnsi="Consolas" w:cs="Consolas" w:eastAsia="Consolas"/>
-              </w:rPr>
-              <w:t>$ python -m src.proposed_model.hd_merkle_tree --dir realistic_dataset</w:t>
-            </w:r>
-          </w:p>
-          <w:p>
-            <w:pPr>
-              <w:spacing w:line="252" w:lineRule="auto" w:before="20" w:after="20"/>
-              <w:jc w:val="left"/>
-            </w:pPr>
-            <w:r>
-              <w:rPr>
-                <w:rFonts w:ascii="Consolas" w:hAnsi="Consolas"/>
-                <w:b w:val="0"/>
-                <w:i w:val="0"/>
-                <w:color w:val="0F172A"/>
-                <w:sz w:val="19"/>
-                <w:rFonts w:ascii="Consolas" w:hAnsi="Consolas" w:cs="Consolas" w:eastAsia="Consolas"/>
-              </w:rPr>
-              <w:t>[*] Building Hierarchical Dynamic Merkle Tree - RFC 6962 Domain Separated</w:t>
-            </w:r>
-          </w:p>
-          <w:p>
-            <w:pPr>
-              <w:spacing w:line="252" w:lineRule="auto" w:before="20" w:after="20"/>
-              <w:jc w:val="left"/>
-            </w:pPr>
-            <w:r>
-              <w:rPr>
-                <w:rFonts w:ascii="Consolas" w:hAnsi="Consolas"/>
-                <w:b w:val="0"/>
-                <w:i w:val="0"/>
-                <w:color w:val="0F172A"/>
-                <w:sz w:val="19"/>
-                <w:rFonts w:ascii="Consolas" w:hAnsi="Consolas" w:cs="Consolas" w:eastAsia="Consolas"/>
-              </w:rPr>
+              <w:t>$ python -m src.proposed_model.hd_merkle_tree --dir realistic_dataset --consistency 950</w:t>
+              <w:br/>
+              <w:t>===========================================================================</w:t>
+              <w:br/>
+              <w:t xml:space="preserve">   PROPOSED MODEL: HIERARCHICAL DYNAMIC MERKLE TREE (HD-MERKLETREE)</w:t>
+              <w:br/>
+              <w:t>===========================================================================</w:t>
+              <w:br/>
+              <w:t>[*] Scanning target directory: realistic_dataset (1.000 files across 44 directories)</w:t>
+              <w:br/>
               <w:t>[*] Multi-threaded Parallel Hasher: ThreadPoolExecutor initialized</w:t>
-            </w:r>
-          </w:p>
-          <w:p>
-            <w:pPr>
-              <w:spacing w:line="252" w:lineRule="auto" w:before="20" w:after="20"/>
-              <w:jc w:val="left"/>
-            </w:pPr>
-            <w:r>
-              <w:rPr>
-                <w:rFonts w:ascii="Consolas" w:hAnsi="Consolas"/>
-                <w:b w:val="0"/>
-                <w:i w:val="0"/>
-                <w:color w:val="0F172A"/>
-                <w:sz w:val="19"/>
-                <w:rFonts w:ascii="Consolas" w:hAnsi="Consolas" w:cs="Consolas" w:eastAsia="Consolas"/>
-              </w:rPr>
+              <w:br/>
               <w:t>[*] In-Memory Caching Engine: Active on all directory nodes</w:t>
-            </w:r>
-          </w:p>
-          <w:p>
-            <w:pPr>
-              <w:spacing w:line="252" w:lineRule="auto" w:before="20" w:after="20"/>
-              <w:jc w:val="left"/>
-            </w:pPr>
-            <w:r>
-              <w:rPr>
-                <w:rFonts w:ascii="Consolas" w:hAnsi="Consolas"/>
-                <w:b w:val="0"/>
-                <w:i w:val="0"/>
-                <w:color w:val="0F172A"/>
-                <w:sz w:val="19"/>
-                <w:rFonts w:ascii="Consolas" w:hAnsi="Consolas" w:cs="Consolas" w:eastAsia="Consolas"/>
-              </w:rPr>
-              <w:t>[+] Verification / Build Time - Khoi tao: 0.0507 s - Mean: 50.72 ms, Std Dev: 3.55 ms</w:t>
-            </w:r>
-          </w:p>
-          <w:p>
-            <w:pPr>
-              <w:spacing w:line="252" w:lineRule="auto" w:before="20" w:after="20"/>
-              <w:jc w:val="left"/>
-            </w:pPr>
-            <w:r>
-              <w:rPr>
-                <w:rFonts w:ascii="Consolas" w:hAnsi="Consolas"/>
-                <w:b w:val="0"/>
-                <w:i w:val="0"/>
-                <w:color w:val="0F172A"/>
-                <w:sz w:val="19"/>
-                <w:rFonts w:ascii="Consolas" w:hAnsi="Consolas" w:cs="Consolas" w:eastAsia="Consolas"/>
-              </w:rPr>
-              <w:t>[+] Single File Update Cost: 0.19 ms - In-Memory Dirty-Path O(log N) traversal</w:t>
-            </w:r>
-          </w:p>
-          <w:p>
-            <w:pPr>
-              <w:spacing w:line="252" w:lineRule="auto" w:before="20" w:after="20"/>
-              <w:jc w:val="left"/>
-            </w:pPr>
-            <w:r>
-              <w:rPr>
-                <w:rFonts w:ascii="Consolas" w:hAnsi="Consolas"/>
-                <w:b w:val="0"/>
-                <w:i w:val="0"/>
-                <w:color w:val="0F172A"/>
-                <w:sz w:val="19"/>
-                <w:rFonts w:ascii="Consolas" w:hAnsi="Consolas" w:cs="Consolas" w:eastAsia="Consolas"/>
-              </w:rPr>
-              <w:t>[+] Metadata Storage Overhead: 52.46 KB - 53,724 Bytes</w:t>
-            </w:r>
-          </w:p>
-          <w:p>
-            <w:pPr>
-              <w:spacing w:line="252" w:lineRule="auto" w:before="20" w:after="20"/>
-              <w:jc w:val="left"/>
-            </w:pPr>
-            <w:r>
-              <w:rPr>
-                <w:rFonts w:ascii="Consolas" w:hAnsi="Consolas"/>
-                <w:b w:val="0"/>
-                <w:i w:val="0"/>
-                <w:color w:val="0F172A"/>
-                <w:sz w:val="19"/>
-                <w:rFonts w:ascii="Consolas" w:hAnsi="Consolas" w:cs="Consolas" w:eastAsia="Consolas"/>
-              </w:rPr>
-              <w:t>[+] Single File Compact Proof Size: 1,720 Bytes</w:t>
-            </w:r>
-          </w:p>
-          <w:p>
-            <w:pPr>
-              <w:spacing w:line="252" w:lineRule="auto" w:before="20" w:after="20"/>
-              <w:jc w:val="left"/>
-            </w:pPr>
-            <w:r>
-              <w:rPr>
-                <w:rFonts w:ascii="Consolas" w:hAnsi="Consolas"/>
-                <w:b w:val="0"/>
-                <w:i w:val="0"/>
-                <w:color w:val="0F172A"/>
-                <w:sz w:val="19"/>
-                <w:rFonts w:ascii="Consolas" w:hAnsi="Consolas" w:cs="Consolas" w:eastAsia="Consolas"/>
-              </w:rPr>
-              <w:t>[+] Batch Multi-Proof Size cho 10 file: 14,510 Bytes - Tiet kiem hon 50% bang thong</w:t>
-            </w:r>
-          </w:p>
-          <w:p>
-            <w:pPr>
-              <w:spacing w:line="252" w:lineRule="auto" w:before="20" w:after="20"/>
-              <w:jc w:val="left"/>
-            </w:pPr>
-            <w:r>
-              <w:rPr>
-                <w:rFonts w:ascii="Consolas" w:hAnsi="Consolas"/>
-                <w:b w:val="0"/>
-                <w:i w:val="0"/>
-                <w:color w:val="0F172A"/>
-                <w:sz w:val="19"/>
-                <w:rFonts w:ascii="Consolas" w:hAnsi="Consolas" w:cs="Consolas" w:eastAsia="Consolas"/>
-              </w:rPr>
-              <w:t>[+] Second-Preimage Attack Resistance: TRIET TIEU 100% - RFC 6962 Leaf 0x00 / Node 0x01</w:t>
-            </w:r>
-          </w:p>
-          <w:p>
-            <w:pPr>
-              <w:spacing w:line="252" w:lineRule="auto" w:before="20" w:after="20"/>
-              <w:jc w:val="left"/>
-            </w:pPr>
-            <w:r>
-              <w:rPr>
-                <w:rFonts w:ascii="Consolas" w:hAnsi="Consolas"/>
-                <w:b w:val="0"/>
-                <w:i w:val="0"/>
-                <w:color w:val="0F172A"/>
-                <w:sz w:val="19"/>
-                <w:rFonts w:ascii="Consolas" w:hAnsi="Consolas" w:cs="Consolas" w:eastAsia="Consolas"/>
-              </w:rPr>
-              <w:t>[+] Dynamic Insertion/Deletion Support: HO TRO HOAN TOAN KHONG CAN XAY LAI CAY</w:t>
+              <w:br/>
+              <w:t>[+] Verification / Build Time: 0.0899 s (Mean: 89.91 ms, Std Dev: 4.52 ms)</w:t>
+              <w:br/>
+              <w:t>[+] Single File Update Cost - Sửa: 0.14 ms | Thêm: 0.16 ms | Xóa: 0.10 ms (Dirty-Path O(log N))</w:t>
+              <w:br/>
+              <w:t>[+] Metadata Storage Overhead: 111.15 KB (113,820 Bytes)</w:t>
+              <w:br/>
+              <w:t>[*] Auto-selected file for proof demo: certificates/pdf_audits/Chung_Thu_Kiem_Toan_110.pdf</w:t>
+              <w:br/>
+              <w:t>[+] Single File HD-Merkle Proof Size: 1,369 Bytes (Tiết kiệm 98.8% băng thông so với 111 KB manifest)</w:t>
+              <w:br/>
+              <w:t>[+] Hierarchical State Root Hash: c00746adfd343a50bc8b04838c2b5eb37d4bebc6b8744b4a84f269bdda666770</w:t>
+              <w:br/>
+              <w:t>[*] Testing RFC 6962 Consistency Proof (m=950, n=1000)...</w:t>
+              <w:br/>
+              <w:t>[+] Canonical Log Past Root (m=950): b2a9e9e09a7f234951906bbe9661d4a9fa1d2e7f00831badd2487c094f2813f9</w:t>
+              <w:br/>
+              <w:t>[+] Canonical Log Current Root (n=1000): 24d7f593695e30e9d37dea375931311b26bb07ae31e8e8e7716775268e81ce62</w:t>
+              <w:br/>
+              <w:t>[+] Consistency Verification: PASS (HỢP LỆ)</w:t>
             </w:r>
           </w:p>
         </w:tc>
@@ -1876,15 +1221,7 @@
         <w:jc w:val="left"/>
       </w:pPr>
       <w:r>
-        <w:rPr>
-          <w:rFonts w:ascii="Times New Roman" w:hAnsi="Times New Roman"/>
-          <w:b w:val="0"/>
-          <w:i w:val="0"/>
-          <w:color w:val="000000"/>
-          <w:sz w:val="26"/>
-          <w:rFonts w:ascii="Times New Roman" w:hAnsi="Times New Roman" w:cs="Times New Roman" w:eastAsia="Times New Roman"/>
-        </w:rPr>
-        <w:t>Dưới đây là bảng tổng hợp số liệu đo lường thực nghiệm khoa học so sánh toàn diện giữa mô hình đề xuất HD-MerkleTree với cả 3 mô hình cơ sở trên tập dữ liệu doanh nghiệp thực tế gồm 450 tệp tin trên 15 định dạng với dung lượng 3.0 MB:</w:t>
+        <w:t>Dưới đây là bảng tổng hợp số liệu đo lường thực nghiệm khoa học so sánh toàn diện giữa mô hình đề xuất HD-MerkleTree với cả 3 mô hình cơ sở trên tập dữ liệu doanh nghiệp thực tế gồm 1.000 tệp tin trên 15 định dạng với dung lượng 3.0 MB:</w:t>
       </w:r>
     </w:p>
     <w:tbl>
@@ -2041,19 +1378,8 @@
             <w:shd w:val="clear" w:color="auto" w:fill="F8FAFC"/>
           </w:tcPr>
           <w:p>
-            <w:pPr>
-              <w:jc w:val="left"/>
-            </w:pPr>
             <w:r>
-              <w:rPr>
-                <w:rFonts w:ascii="Times New Roman" w:hAnsi="Times New Roman"/>
-                <w:b w:val="0"/>
-                <w:i w:val="0"/>
-                <w:color w:val="000000"/>
-                <w:sz w:val="26"/>
-                <w:rFonts w:ascii="Times New Roman" w:hAnsi="Times New Roman" w:cs="Times New Roman" w:eastAsia="Times New Roman"/>
-              </w:rPr>
-              <w:t>0.0315 s</w:t>
+              <w:t>62.58 ± 3.56 ms</w:t>
             </w:r>
           </w:p>
         </w:tc>
@@ -2063,19 +1389,8 @@
             <w:shd w:val="clear" w:color="auto" w:fill="F8FAFC"/>
           </w:tcPr>
           <w:p>
-            <w:pPr>
-              <w:jc w:val="left"/>
-            </w:pPr>
             <w:r>
-              <w:rPr>
-                <w:rFonts w:ascii="Times New Roman" w:hAnsi="Times New Roman"/>
-                <w:b w:val="0"/>
-                <w:i w:val="0"/>
-                <w:color w:val="000000"/>
-                <w:sz w:val="26"/>
-                <w:rFonts w:ascii="Times New Roman" w:hAnsi="Times New Roman" w:cs="Times New Roman" w:eastAsia="Times New Roman"/>
-              </w:rPr>
-              <w:t>0.24 ms</w:t>
+              <w:t>3.09 ms (Thêm: 2.50 ms, Xóa: 0.32 ms)</w:t>
             </w:r>
           </w:p>
         </w:tc>
@@ -2085,19 +1400,8 @@
             <w:shd w:val="clear" w:color="auto" w:fill="F8FAFC"/>
           </w:tcPr>
           <w:p>
-            <w:pPr>
-              <w:jc w:val="left"/>
-            </w:pPr>
             <w:r>
-              <w:rPr>
-                <w:rFonts w:ascii="Times New Roman" w:hAnsi="Times New Roman"/>
-                <w:b w:val="0"/>
-                <w:i w:val="0"/>
-                <w:color w:val="000000"/>
-                <w:sz w:val="26"/>
-                <w:rFonts w:ascii="Times New Roman" w:hAnsi="Times New Roman" w:cs="Times New Roman" w:eastAsia="Times New Roman"/>
-              </w:rPr>
-              <w:t>52.45 KB</w:t>
+              <w:t>111.13 KB</w:t>
             </w:r>
           </w:p>
         </w:tc>
@@ -2107,19 +1411,8 @@
             <w:shd w:val="clear" w:color="auto" w:fill="F8FAFC"/>
           </w:tcPr>
           <w:p>
-            <w:pPr>
-              <w:jc w:val="left"/>
-            </w:pPr>
             <w:r>
-              <w:rPr>
-                <w:rFonts w:ascii="Times New Roman" w:hAnsi="Times New Roman"/>
-                <w:b w:val="0"/>
-                <w:i w:val="0"/>
-                <w:color w:val="000000"/>
-                <w:sz w:val="26"/>
-                <w:rFonts w:ascii="Times New Roman" w:hAnsi="Times New Roman" w:cs="Times New Roman" w:eastAsia="Times New Roman"/>
-              </w:rPr>
-              <w:t>Không hỗ trợ</w:t>
+              <w:t>Không hỗ trợ (Tải 111.13 KB)</w:t>
             </w:r>
           </w:p>
         </w:tc>
@@ -2153,19 +1446,8 @@
             <w:shd w:val="clear" w:color="auto" w:fill="FFFFFF"/>
           </w:tcPr>
           <w:p>
-            <w:pPr>
-              <w:jc w:val="left"/>
-            </w:pPr>
             <w:r>
-              <w:rPr>
-                <w:rFonts w:ascii="Times New Roman" w:hAnsi="Times New Roman"/>
-                <w:b w:val="0"/>
-                <w:i w:val="0"/>
-                <w:color w:val="000000"/>
-                <w:sz w:val="26"/>
-                <w:rFonts w:ascii="Times New Roman" w:hAnsi="Times New Roman" w:cs="Times New Roman" w:eastAsia="Times New Roman"/>
-              </w:rPr>
-              <w:t>0.0324 s</w:t>
+              <w:t>60.65 ± 2.17 ms</w:t>
             </w:r>
           </w:p>
         </w:tc>
@@ -2175,19 +1457,8 @@
             <w:shd w:val="clear" w:color="auto" w:fill="FFFFFF"/>
           </w:tcPr>
           <w:p>
-            <w:pPr>
-              <w:jc w:val="left"/>
-            </w:pPr>
             <w:r>
-              <w:rPr>
-                <w:rFonts w:ascii="Times New Roman" w:hAnsi="Times New Roman"/>
-                <w:b w:val="0"/>
-                <w:i w:val="0"/>
-                <w:color w:val="000000"/>
-                <w:sz w:val="26"/>
-                <w:rFonts w:ascii="Times New Roman" w:hAnsi="Times New Roman" w:cs="Times New Roman" w:eastAsia="Times New Roman"/>
-              </w:rPr>
-              <w:t>0.28 ms</w:t>
+              <w:t>0.57 ms (Thêm: 0.67 ms, Xóa: 0.41 ms)</w:t>
             </w:r>
           </w:p>
         </w:tc>
@@ -2197,19 +1468,8 @@
             <w:shd w:val="clear" w:color="auto" w:fill="FFFFFF"/>
           </w:tcPr>
           <w:p>
-            <w:pPr>
-              <w:jc w:val="left"/>
-            </w:pPr>
             <w:r>
-              <w:rPr>
-                <w:rFonts w:ascii="Times New Roman" w:hAnsi="Times New Roman"/>
-                <w:b w:val="0"/>
-                <w:i w:val="0"/>
-                <w:color w:val="000000"/>
-                <w:sz w:val="26"/>
-                <w:rFonts w:ascii="Times New Roman" w:hAnsi="Times New Roman" w:cs="Times New Roman" w:eastAsia="Times New Roman"/>
-              </w:rPr>
-              <w:t>52.45 KB</w:t>
+              <w:t>111.14 KB</w:t>
             </w:r>
           </w:p>
         </w:tc>
@@ -2219,19 +1479,8 @@
             <w:shd w:val="clear" w:color="auto" w:fill="FFFFFF"/>
           </w:tcPr>
           <w:p>
-            <w:pPr>
-              <w:jc w:val="left"/>
-            </w:pPr>
             <w:r>
-              <w:rPr>
-                <w:rFonts w:ascii="Times New Roman" w:hAnsi="Times New Roman"/>
-                <w:b w:val="0"/>
-                <w:i w:val="0"/>
-                <w:color w:val="000000"/>
-                <w:sz w:val="26"/>
-                <w:rFonts w:ascii="Times New Roman" w:hAnsi="Times New Roman" w:cs="Times New Roman" w:eastAsia="Times New Roman"/>
-              </w:rPr>
-              <w:t>Không hỗ trợ</w:t>
+              <w:t>Không hỗ trợ (Cần khóa K)</w:t>
             </w:r>
           </w:p>
         </w:tc>
@@ -2265,19 +1514,8 @@
             <w:shd w:val="clear" w:color="auto" w:fill="F8FAFC"/>
           </w:tcPr>
           <w:p>
-            <w:pPr>
-              <w:jc w:val="left"/>
-            </w:pPr>
             <w:r>
-              <w:rPr>
-                <w:rFonts w:ascii="Times New Roman" w:hAnsi="Times New Roman"/>
-                <w:b w:val="0"/>
-                <w:i w:val="0"/>
-                <w:color w:val="000000"/>
-                <w:sz w:val="26"/>
-                <w:rFonts w:ascii="Times New Roman" w:hAnsi="Times New Roman" w:cs="Times New Roman" w:eastAsia="Times New Roman"/>
-              </w:rPr>
-              <w:t>0.0334 s</w:t>
+              <w:t>60.72 ± 3.88 ms</w:t>
             </w:r>
           </w:p>
         </w:tc>
@@ -2287,19 +1525,8 @@
             <w:shd w:val="clear" w:color="auto" w:fill="F8FAFC"/>
           </w:tcPr>
           <w:p>
-            <w:pPr>
-              <w:jc w:val="left"/>
-            </w:pPr>
             <w:r>
-              <w:rPr>
-                <w:rFonts w:ascii="Times New Roman" w:hAnsi="Times New Roman"/>
-                <w:b w:val="0"/>
-                <w:i w:val="0"/>
-                <w:color w:val="000000"/>
-                <w:sz w:val="26"/>
-                <w:rFonts w:ascii="Times New Roman" w:hAnsi="Times New Roman" w:cs="Times New Roman" w:eastAsia="Times New Roman"/>
-              </w:rPr>
-              <w:t>0.12 ms</w:t>
+              <w:t>0.14 ms (Thêm/Xóa ~71-73 ms Rebuild)</w:t>
             </w:r>
           </w:p>
         </w:tc>
@@ -2309,19 +1536,8 @@
             <w:shd w:val="clear" w:color="auto" w:fill="F8FAFC"/>
           </w:tcPr>
           <w:p>
-            <w:pPr>
-              <w:jc w:val="left"/>
-            </w:pPr>
             <w:r>
-              <w:rPr>
-                <w:rFonts w:ascii="Times New Roman" w:hAnsi="Times New Roman"/>
-                <w:b w:val="0"/>
-                <w:i w:val="0"/>
-                <w:color w:val="000000"/>
-                <w:sz w:val="26"/>
-                <w:rFonts w:ascii="Times New Roman" w:hAnsi="Times New Roman" w:cs="Times New Roman" w:eastAsia="Times New Roman"/>
-              </w:rPr>
-              <w:t>22.60 KB</w:t>
+              <w:t>44.76 KB</w:t>
             </w:r>
           </w:p>
         </w:tc>
@@ -2331,19 +1547,8 @@
             <w:shd w:val="clear" w:color="auto" w:fill="F8FAFC"/>
           </w:tcPr>
           <w:p>
-            <w:pPr>
-              <w:jc w:val="left"/>
-            </w:pPr>
             <w:r>
-              <w:rPr>
-                <w:rFonts w:ascii="Times New Roman" w:hAnsi="Times New Roman"/>
-                <w:b w:val="0"/>
-                <w:i w:val="0"/>
-                <w:color w:val="000000"/>
-                <w:sz w:val="26"/>
-                <w:rFonts w:ascii="Times New Roman" w:hAnsi="Times New Roman" w:cs="Times New Roman" w:eastAsia="Times New Roman"/>
-              </w:rPr>
-              <w:t>886 Bytes</w:t>
+              <w:t>990 Bytes</w:t>
             </w:r>
           </w:p>
         </w:tc>
@@ -2377,19 +1582,8 @@
             <w:shd w:val="clear" w:color="auto" w:fill="FFFFFF"/>
           </w:tcPr>
           <w:p>
-            <w:pPr>
-              <w:jc w:val="left"/>
-            </w:pPr>
             <w:r>
-              <w:rPr>
-                <w:rFonts w:ascii="Times New Roman" w:hAnsi="Times New Roman"/>
-                <w:b w:val="0"/>
-                <w:i w:val="0"/>
-                <w:color w:val="000000"/>
-                <w:sz w:val="26"/>
-                <w:rFonts w:ascii="Times New Roman" w:hAnsi="Times New Roman" w:cs="Times New Roman" w:eastAsia="Times New Roman"/>
-              </w:rPr>
-              <w:t>0.0507 s</w:t>
+              <w:t>89.91 ± 4.52 ms</w:t>
             </w:r>
           </w:p>
         </w:tc>
@@ -2399,19 +1593,8 @@
             <w:shd w:val="clear" w:color="auto" w:fill="FFFFFF"/>
           </w:tcPr>
           <w:p>
-            <w:pPr>
-              <w:jc w:val="left"/>
-            </w:pPr>
             <w:r>
-              <w:rPr>
-                <w:rFonts w:ascii="Times New Roman" w:hAnsi="Times New Roman"/>
-                <w:b w:val="0"/>
-                <w:i w:val="0"/>
-                <w:color w:val="000000"/>
-                <w:sz w:val="26"/>
-                <w:rFonts w:ascii="Times New Roman" w:hAnsi="Times New Roman" w:cs="Times New Roman" w:eastAsia="Times New Roman"/>
-              </w:rPr>
-              <w:t>0.19 ms</w:t>
+              <w:t>0.14 ms (Thêm: 0.16 ms, Xóa: 0.10 ms)</w:t>
             </w:r>
           </w:p>
         </w:tc>
@@ -2421,19 +1604,8 @@
             <w:shd w:val="clear" w:color="auto" w:fill="FFFFFF"/>
           </w:tcPr>
           <w:p>
-            <w:pPr>
-              <w:jc w:val="left"/>
-            </w:pPr>
             <w:r>
-              <w:rPr>
-                <w:rFonts w:ascii="Times New Roman" w:hAnsi="Times New Roman"/>
-                <w:b w:val="0"/>
-                <w:i w:val="0"/>
-                <w:color w:val="000000"/>
-                <w:sz w:val="26"/>
-                <w:rFonts w:ascii="Times New Roman" w:hAnsi="Times New Roman" w:cs="Times New Roman" w:eastAsia="Times New Roman"/>
-              </w:rPr>
-              <w:t>52.46 KB</w:t>
+              <w:t>111.15 KB</w:t>
             </w:r>
           </w:p>
         </w:tc>
@@ -2443,19 +1615,8 @@
             <w:shd w:val="clear" w:color="auto" w:fill="FFFFFF"/>
           </w:tcPr>
           <w:p>
-            <w:pPr>
-              <w:jc w:val="left"/>
-            </w:pPr>
             <w:r>
-              <w:rPr>
-                <w:rFonts w:ascii="Times New Roman" w:hAnsi="Times New Roman"/>
-                <w:b w:val="0"/>
-                <w:i w:val="0"/>
-                <w:color w:val="000000"/>
-                <w:sz w:val="26"/>
-                <w:rFonts w:ascii="Times New Roman" w:hAnsi="Times New Roman" w:cs="Times New Roman" w:eastAsia="Times New Roman"/>
-              </w:rPr>
-              <w:t>1.720 Bytes - Batch 10 file: 14.5 KB</w:t>
+              <w:t>1,369 Bytes (Tiết kiệm 98.8%)</w:t>
             </w:r>
           </w:p>
         </w:tc>
@@ -2507,15 +1668,7 @@
         <w:jc w:val="center"/>
       </w:pPr>
       <w:r>
-        <w:rPr>
-          <w:rFonts w:ascii="Times New Roman" w:hAnsi="Times New Roman"/>
-          <w:b w:val="0"/>
-          <w:i/>
-          <w:color w:val="000000"/>
-          <w:sz w:val="26"/>
-          <w:rFonts w:ascii="Times New Roman" w:hAnsi="Times New Roman" w:cs="Times New Roman" w:eastAsia="Times New Roman"/>
-        </w:rPr>
-        <w:t>Hình 1: Đồ thị so sánh thời gian khởi tạo và chi phí cập nhật trên tập dữ liệu doanh nghiệp thực tế 450 files</w:t>
+        <w:t>Hình 1: Đồ thị so sánh thời gian khởi tạo và chi phí cập nhật trên tập dữ liệu doanh nghiệp thực tế 1.000 files</w:t>
       </w:r>
     </w:p>
     <w:p>
@@ -2864,15 +2017,7 @@
         <w:jc w:val="both"/>
       </w:pPr>
       <w:r>
-        <w:rPr>
-          <w:rFonts w:ascii="Times New Roman" w:hAnsi="Times New Roman"/>
-          <w:b w:val="0"/>
-          <w:i w:val="0"/>
-          <w:color w:val="000000"/>
-          <w:sz w:val="26"/>
-          <w:rFonts w:ascii="Times New Roman" w:hAnsi="Times New Roman" w:cs="Times New Roman" w:eastAsia="Times New Roman"/>
-        </w:rPr>
-        <w:t>Đề tài DT005 đã hoàn thành toàn diện các mục tiêu đề ra cho giai đoạn Giữa kỳ: Đối chuẩn 3 mô hình cơ sở, nghiên cứu và phát triển thành công mô hình cải tiến HD-MerkleTree đạt hiệu năng và độ an toàn vượt trội, kiểm chứng thực nghiệm trên tập dữ liệu thực tế 450 tệp tin và đóng gói hoàn chỉnh các công cụ demo trực quan.</w:t>
+        <w:t>Đề tài DT005 đã hoàn thành toàn diện các mục tiêu đề ra cho giai đoạn Giữa kỳ: Đối chuẩn 3 mô hình cơ sở, nghiên cứu và phát triển thành công mô hình cải tiến HD-MerkleTree đạt hiệu năng và độ an toàn vượt trội, kiểm chứng thực nghiệm trên tập dữ liệu thực tế 1.000 tệp tin và đóng gói hoàn chỉnh các công cụ demo trực quan.</w:t>
       </w:r>
     </w:p>
     <w:sectPr>

--- a/docs/Bao_Cao_Tong_Hop_Giua_Ky_DT005.docx
+++ b/docs/Bao_Cao_Tong_Hop_Giua_Ky_DT005.docx
@@ -8,28 +8,13 @@
         <w:jc w:val="center"/>
       </w:pPr>
       <w:r>
-        <w:rPr>
-          <w:rFonts w:ascii="Times New Roman" w:hAnsi="Times New Roman"/>
-          <w:b/>
-          <w:i w:val="0"/>
-          <w:color w:val="000000"/>
-          <w:sz w:val="30"/>
-          <w:rFonts w:ascii="Times New Roman" w:hAnsi="Times New Roman" w:cs="Times New Roman" w:eastAsia="Times New Roman"/>
-        </w:rPr>
+        <w:t>TRƯỜNG ĐẠI HỌC TÀI NGUYÊN VÀ MÔI TRƯỜNG TP. HỒ CHÍ MINH</w:t>
+        <w:br/>
+        <w:t>KHOA CÔNG NGHỆ THÔNG TIN</w:t>
+        <w:br/>
         <w:t>Báo Cáo Tổng Hợp Kết Quả Nghiên Cứu Giữa Kỳ</w:t>
         <w:br/>
-      </w:r>
-      <w:r>
-        <w:rPr>
-          <w:rFonts w:ascii="Times New Roman" w:hAnsi="Times New Roman"/>
-          <w:b w:val="0"/>
-          <w:i/>
-          <w:color w:val="000000"/>
-          <w:sz w:val="26"/>
-          <w:rFonts w:ascii="Times New Roman" w:hAnsi="Times New Roman" w:cs="Times New Roman" w:eastAsia="Times New Roman"/>
-        </w:rPr>
         <w:t>Hệ thống kiểm tra toàn vẹn tệp bằng SHA-256, HMAC và Merkle Tree</w:t>
-        <w:br/>
       </w:r>
     </w:p>
     <w:p>
@@ -38,15 +23,11 @@
         <w:jc w:val="center"/>
       </w:pPr>
       <w:r>
-        <w:rPr>
-          <w:rFonts w:ascii="Times New Roman" w:hAnsi="Times New Roman"/>
-          <w:b w:val="0"/>
-          <w:i/>
-          <w:color w:val="000000"/>
-          <w:sz w:val="22"/>
-          <w:rFonts w:ascii="Times New Roman" w:hAnsi="Times New Roman" w:cs="Times New Roman" w:eastAsia="Times New Roman"/>
-        </w:rPr>
-        <w:t>Mã đề tài DT005 - Báo cáo Giữa kỳ - Học phần An Toàn và Bảo Mật Hệ Thống Thông Tin</w:t>
+        <w:t>Mã đề tài DT005 - Học phần: An Toàn và Bảo Mật Hệ Thống Thông Tin</w:t>
+        <w:br/>
+        <w:t>Giảng viên hướng dẫn: ThS. Phạm Trọng Huynh</w:t>
+        <w:br/>
+        <w:t>Sinh viên thực hiện: Võ Anh Kiệt — MSSV: 1150080143 — Lớp: 11_CNPM2</w:t>
         <w:br/>
       </w:r>
     </w:p>
@@ -1838,15 +1819,7 @@
         <w:jc w:val="left"/>
       </w:pPr>
       <w:r>
-        <w:rPr>
-          <w:rFonts w:ascii="Times New Roman" w:hAnsi="Times New Roman"/>
-          <w:b w:val="0"/>
-          <w:i w:val="0"/>
-          <w:color w:val="000000"/>
-          <w:sz w:val="26"/>
-          <w:rFonts w:ascii="Times New Roman" w:hAnsi="Times New Roman" w:cs="Times New Roman" w:eastAsia="Times New Roman"/>
-        </w:rPr>
-        <w:t>Hệ thống xây dựng bộ kiểm thử tự động gồm 13 ca kiểm thử Unit Test tại thư mục src/tests đạt tỷ lệ Pass 100%, bao gồm kiểm thử tính đúng đắn thuật toán, kiểm thử cơ chế Dirty-Path, kiểm thử Batch Multi-Proof và mô phỏng 4 kịch bản tấn công của Kẻ tấn công Adversary:</w:t>
+        <w:t>Hệ thống xây dựng bộ kiểm thử tự động toàn diện gồm 17 ca kiểm thử Unit Test (tại src/tests/test_file_integrity.py) đạt tỷ lệ Pass 17/17 (100%), bao phủ đầy đủ các thao tác I/O vật lý trên đĩa (thêm, sửa, xóa tệp) và kiểm tra tính nhất quán append-only.</w:t>
       </w:r>
     </w:p>
     <w:p>
